--- a/portfolio-projects/promotion-roi-analysis-r/assets/promotion_roi_analysis_report.docx
+++ b/portfolio-projects/promotion-roi-analysis-r/assets/promotion_roi_analysis_report.docx
@@ -7,7 +7,7 @@
         <w:pStyle w:val="Title"/>
       </w:pPr>
       <w:r>
-        <w:t>Assignment 4: Promotion Planning</w:t>
+        <w:t>Promotion ROI Analysis</w:t>
       </w:r>
     </w:p>
     <w:p>
@@ -15,7 +15,7 @@
         <w:pStyle w:val="Author"/>
       </w:pPr>
       <w:r>
-        <w:t>Ali Goli</w:t>
+        <w:t>Tondreka Robles</w:t>
       </w:r>
     </w:p>
     <w:p>
@@ -23,7 +23,7 @@
         <w:pStyle w:val="Date"/>
       </w:pPr>
       <w:r>
-        <w:t>Spring B 2026</w:t>
+        <w:t>Portfolio Version</w:t>
       </w:r>
     </w:p>
     <w:p>
@@ -143,23 +143,6 @@
       </w:r>
       <w:r>
         <w:t xml:space="preserve"> sheet.</w:t>
-      </w:r>
-    </w:p>
-    <w:p>
-      <w:pPr>
-        <w:pStyle w:val="FirstParagraph"/>
-      </w:pPr>
-      <w:r>
-        <w:t xml:space="preserve">To help with this, simply create a new excel sheet in the document and show the Profit &amp; Loss analysis under the new assumption. When submitting your assignment, please submit the updated version of </w:t>
-      </w:r>
-      <w:r>
-        <w:rPr>
-          <w:rStyle w:val="VerbatimChar"/>
-        </w:rPr>
-        <w:t>Part1_Promotion_Planning.xlxs</w:t>
-      </w:r>
-      <w:r>
-        <w:t>, with the additional excel sheet with answers for Q4. (1 point)</w:t>
       </w:r>
     </w:p>
     <w:p>
@@ -2732,61 +2715,7 @@
         </w:numPr>
       </w:pPr>
       <w:r>
-        <w:t>Late assignments will automatically receive a zero.</w:t>
-      </w:r>
-    </w:p>
-    <w:p>
-      <w:pPr>
-        <w:pStyle w:val="Compact"/>
-        <w:numPr>
-          <w:ilvl w:val="0"/>
-          <w:numId w:val="18"/>
-        </w:numPr>
-      </w:pPr>
-      <w:r>
         <w:t>The points for each question are shown next to it. The total points for the assignment is 15.</w:t>
-      </w:r>
-    </w:p>
-    <w:p>
-      <w:pPr>
-        <w:pStyle w:val="Compact"/>
-        <w:numPr>
-          <w:ilvl w:val="0"/>
-          <w:numId w:val="18"/>
-        </w:numPr>
-      </w:pPr>
-      <w:r>
-        <w:t xml:space="preserve">Please submit your – (1) Rmarkdown document, (2) the knitted pdf or word document that shows the answers for each question, and (3) Updated version of </w:t>
-      </w:r>
-      <w:r>
-        <w:rPr>
-          <w:rStyle w:val="VerbatimChar"/>
-        </w:rPr>
-        <w:t>Part1_Promotion_Planning.xlxs</w:t>
-      </w:r>
-      <w:r>
-        <w:t xml:space="preserve"> with a new sheet that shows the answer to Q4 in Part I, and (4) completed excel document </w:t>
-      </w:r>
-      <w:r>
-        <w:rPr>
-          <w:rStyle w:val="VerbatimChar"/>
-        </w:rPr>
-        <w:t>Part2_HellmansROI</w:t>
-      </w:r>
-      <w:r>
-        <w:t xml:space="preserve"> with the answers for Q3, Q4, and Q5 of Part II.</w:t>
-      </w:r>
-    </w:p>
-    <w:p>
-      <w:pPr>
-        <w:pStyle w:val="Compact"/>
-        <w:numPr>
-          <w:ilvl w:val="0"/>
-          <w:numId w:val="18"/>
-        </w:numPr>
-      </w:pPr>
-      <w:r>
-        <w:t>If you have any questions or need any clarifications on the assignment, please post on your question on the discussion board for this assignment. I will try to answer it as soon as possible. If you see a question from another student that you know the answer to, please feel free to chip in.</w:t>
       </w:r>
     </w:p>
     <w:sectPr>
